--- a/docx/d00.docx
+++ b/docx/d00.docx
@@ -35,7 +35,7 @@
           <w:b/>
           <w:i w:val="0"/>
           <w:color w:val="2C5F9E"/>
-          <w:sz w:val="30"/>
+          <w:sz w:val="27"/>
         </w:rPr>
         <w:t>风水 · 国学自学包（4 个文件）</w:t>
       </w:r>
@@ -54,6 +54,11 @@
           <w:sz w:val="20"/>
         </w:rPr>
         <w:t>为 Kai 定制 · 2026-10-01</w:t>
+      </w:r>
+    </w:p>
+    <w:p>
+      <w:r>
+        <w:br w:type="page"/>
       </w:r>
     </w:p>
     <w:p>

--- a/docx/d00.docx
+++ b/docx/d00.docx
@@ -4,9 +4,41 @@
   <w:body>
     <w:p>
       <w:pPr>
-        <w:spacing w:before="0" w:after="560" w:line="348" w:lineRule="auto"/>
+        <w:spacing w:before="0" w:after="600" w:line="348" w:lineRule="auto"/>
         <w:jc w:val="both"/>
       </w:pPr>
+    </w:p>
+    <w:p>
+      <w:pPr>
+        <w:spacing w:before="0" w:after="120" w:line="348" w:lineRule="auto"/>
+        <w:jc w:val="center"/>
+      </w:pPr>
+      <w:r>
+        <w:rPr>
+          <w:rFonts w:ascii="黑体" w:hAnsi="黑体" w:eastAsia="黑体"/>
+          <w:b/>
+          <w:i w:val="0"/>
+          <w:color w:val="1A478A"/>
+          <w:sz w:val="60"/>
+        </w:rPr>
+        <w:t>术数与风水</w:t>
+      </w:r>
+    </w:p>
+    <w:p>
+      <w:pPr>
+        <w:spacing w:before="0" w:after="280" w:line="348" w:lineRule="auto"/>
+        <w:jc w:val="center"/>
+      </w:pPr>
+      <w:r>
+        <w:rPr>
+          <w:rFonts w:ascii="黑体" w:hAnsi="黑体" w:eastAsia="黑体"/>
+          <w:b/>
+          <w:i w:val="0"/>
+          <w:color w:val="2C5F9E"/>
+          <w:sz w:val="36"/>
+        </w:rPr>
+        <w:t>自学资料库 · 使用说明</w:t>
+      </w:r>
     </w:p>
     <w:p>
       <w:pPr>
@@ -15,29 +47,13 @@
       </w:pPr>
       <w:r>
         <w:rPr>
-          <w:rFonts w:ascii="黑体" w:hAnsi="黑体" w:eastAsia="黑体"/>
-          <w:b/>
+          <w:rFonts w:ascii="宋体" w:hAnsi="宋体" w:eastAsia="宋体"/>
+          <w:b w:val="0"/>
           <w:i w:val="0"/>
-          <w:color w:val="1A478A"/>
-          <w:sz w:val="52"/>
+          <w:color w:val="777777"/>
+          <w:sz w:val="22"/>
         </w:rPr>
-        <w:t>使用说明</w:t>
-      </w:r>
-    </w:p>
-    <w:p>
-      <w:pPr>
-        <w:spacing w:before="0" w:after="200" w:line="348" w:lineRule="auto"/>
-        <w:jc w:val="center"/>
-      </w:pPr>
-      <w:r>
-        <w:rPr>
-          <w:rFonts w:ascii="黑体" w:hAnsi="黑体" w:eastAsia="黑体"/>
-          <w:b/>
-          <w:i w:val="0"/>
-          <w:color w:val="2C5F9E"/>
-          <w:sz w:val="27"/>
-        </w:rPr>
-        <w:t>风水 · 国学自学包（4 个文件）</w:t>
+        <w:t>8 份文件 · 全景地图 + 逐门拆解 + 小说路径考证 + 风水指南 + 图解</w:t>
       </w:r>
     </w:p>
     <w:p>
@@ -51,9 +67,9 @@
           <w:b w:val="0"/>
           <w:i w:val="0"/>
           <w:color w:val="777777"/>
-          <w:sz w:val="20"/>
+          <w:sz w:val="19"/>
         </w:rPr>
-        <w:t>为 Kai 定制 · 2026-10-01</w:t>
+        <w:t>为 Kai 定制 · 2026-10 · 联网调研 + 两本小说原文提取 + 权威源查证</w:t>
       </w:r>
     </w:p>
     <w:p>
@@ -74,7 +90,7 @@
           <w:color w:val="1A478A"/>
           <w:sz w:val="30"/>
         </w:rPr>
-        <w:t>包里有什么</w:t>
+        <w:t>这个库里有什么</w:t>
       </w:r>
     </w:p>
     <w:p>
@@ -119,7 +135,7 @@
         </w:trPr>
         <w:tc>
           <w:tcPr>
-            <w:tcW w:type="dxa" w:w="3742"/>
+            <w:tcW w:type="dxa" w:w="2721"/>
             <w:tcBorders>
               <w:bottom w:val="single" w:sz="6" w:space="0" w:color="000000"/>
             </w:tcBorders>
@@ -143,7 +159,7 @@
         </w:tc>
         <w:tc>
           <w:tcPr>
-            <w:tcW w:type="dxa" w:w="4195"/>
+            <w:tcW w:type="dxa" w:w="4535"/>
             <w:tcBorders>
               <w:bottom w:val="single" w:sz="6" w:space="0" w:color="000000"/>
             </w:tcBorders>
@@ -167,7 +183,7 @@
         </w:tc>
         <w:tc>
           <w:tcPr>
-            <w:tcW w:type="dxa" w:w="1361"/>
+            <w:tcW w:type="dxa" w:w="1928"/>
             <w:tcBorders>
               <w:bottom w:val="single" w:sz="6" w:space="0" w:color="000000"/>
             </w:tcBorders>
@@ -193,7 +209,7 @@
       <w:tr>
         <w:tc>
           <w:tcPr>
-            <w:tcW w:type="dxa" w:w="3742"/>
+            <w:tcW w:type="dxa" w:w="2721"/>
           </w:tcPr>
           <w:p>
             <w:pPr>
@@ -208,13 +224,13 @@
                 <w:color w:val="222222"/>
                 <w:sz w:val="17"/>
               </w:rPr>
-              <w:t>00_使用说明（本文件）</w:t>
+              <w:t>01_术数全景与自学步骤</w:t>
             </w:r>
           </w:p>
         </w:tc>
         <w:tc>
           <w:tcPr>
-            <w:tcW w:type="dxa" w:w="4195"/>
+            <w:tcW w:type="dxa" w:w="4535"/>
           </w:tcPr>
           <w:p>
             <w:pPr>
@@ -229,13 +245,13 @@
                 <w:color w:val="222222"/>
                 <w:sz w:val="17"/>
               </w:rPr>
-              <w:t>导航 + 阅读顺序 + 来源说明</w:t>
+              <w:t>★ 先看这个。术数全景地图 + 最简单可执行的 6 步 + 我的主观建议 + 时间金钱总账</w:t>
             </w:r>
           </w:p>
         </w:tc>
         <w:tc>
           <w:tcPr>
-            <w:tcW w:type="dxa" w:w="1361"/>
+            <w:tcW w:type="dxa" w:w="1928"/>
           </w:tcPr>
           <w:p>
             <w:pPr>
@@ -250,7 +266,7 @@
                 <w:color w:val="222222"/>
                 <w:sz w:val="17"/>
               </w:rPr>
-              <w:t>现在</w:t>
+              <w:t>第一次打开就先看它</w:t>
             </w:r>
           </w:p>
         </w:tc>
@@ -258,7 +274,7 @@
       <w:tr>
         <w:tc>
           <w:tcPr>
-            <w:tcW w:type="dxa" w:w="3742"/>
+            <w:tcW w:type="dxa" w:w="2721"/>
           </w:tcPr>
           <w:p>
             <w:pPr>
@@ -273,13 +289,13 @@
                 <w:color w:val="222222"/>
                 <w:sz w:val="17"/>
               </w:rPr>
-              <w:t>01_风水国学·零基础自学指南.docx</w:t>
+              <w:t>02_逐门拆解：十门功课怎么学</w:t>
             </w:r>
           </w:p>
         </w:tc>
         <w:tc>
           <w:tcPr>
-            <w:tcW w:type="dxa" w:w="4195"/>
+            <w:tcW w:type="dxa" w:w="4535"/>
           </w:tcPr>
           <w:p>
             <w:pPr>
@@ -294,13 +310,13 @@
                 <w:color w:val="222222"/>
                 <w:sz w:val="17"/>
               </w:rPr>
-              <w:t>主指南：20 页。概念地图 + 六级学习路线 + 书单 + 学习方法 + 避坑（含 22 张表）</w:t>
+              <w:t>测字/梅花/小六壬/六爻/八字/紫微/风水/六壬/奇门/太乙 + 择日，每门：是什么·难度·前置·入门书·时长·花费·能干什么·坑</w:t>
             </w:r>
           </w:p>
         </w:tc>
         <w:tc>
           <w:tcPr>
-            <w:tcW w:type="dxa" w:w="1361"/>
+            <w:tcW w:type="dxa" w:w="1928"/>
           </w:tcPr>
           <w:p>
             <w:pPr>
@@ -315,7 +331,7 @@
                 <w:color w:val="222222"/>
                 <w:sz w:val="17"/>
               </w:rPr>
-              <w:t>★ 第一本要读的</w:t>
+              <w:t>决定学哪门时查</w:t>
             </w:r>
           </w:p>
         </w:tc>
@@ -323,7 +339,7 @@
       <w:tr>
         <w:tc>
           <w:tcPr>
-            <w:tcW w:type="dxa" w:w="3742"/>
+            <w:tcW w:type="dxa" w:w="2721"/>
           </w:tcPr>
           <w:p>
             <w:pPr>
@@ -338,13 +354,13 @@
                 <w:color w:val="222222"/>
                 <w:sz w:val="17"/>
               </w:rPr>
-              <w:t>02_小说风水常识分类整理（附查证标注）.docx</w:t>
+              <w:t>03_小说学习路径考证与评价</w:t>
             </w:r>
           </w:p>
         </w:tc>
         <w:tc>
           <w:tcPr>
-            <w:tcW w:type="dxa" w:w="4195"/>
+            <w:tcW w:type="dxa" w:w="4535"/>
           </w:tcPr>
           <w:p>
             <w:pPr>
@@ -359,13 +375,143 @@
                 <w:color w:val="222222"/>
                 <w:sz w:val="17"/>
               </w:rPr>
-              <w:t>两本小说的知识点全提取：约 262 条，逐条标注来源与查证结论（含 114 条禁忌完整保留）</w:t>
+              <w:t>两本小说主角的完整学习路径（逐章还原）+ 逐条判断成不成立 + 一条被忽略的关键段落</w:t>
             </w:r>
           </w:p>
         </w:tc>
         <w:tc>
           <w:tcPr>
-            <w:tcW w:type="dxa" w:w="1361"/>
+            <w:tcW w:type="dxa" w:w="1928"/>
+          </w:tcPr>
+          <w:p>
+            <w:pPr>
+              <w:spacing w:after="0" w:line="288" w:lineRule="auto"/>
+            </w:pPr>
+            <w:r/>
+            <w:r>
+              <w:rPr>
+                <w:rFonts w:ascii="宋体" w:hAnsi="宋体" w:eastAsia="宋体"/>
+                <w:b w:val="0"/>
+                <w:i w:val="0"/>
+                <w:color w:val="222222"/>
+                <w:sz w:val="17"/>
+              </w:rPr>
+              <w:t>想「照小说学」之前必看</w:t>
+            </w:r>
+          </w:p>
+        </w:tc>
+      </w:tr>
+      <w:tr>
+        <w:tc>
+          <w:tcPr>
+            <w:tcW w:type="dxa" w:w="2721"/>
+          </w:tcPr>
+          <w:p>
+            <w:pPr>
+              <w:spacing w:after="0" w:line="288" w:lineRule="auto"/>
+            </w:pPr>
+            <w:r/>
+            <w:r>
+              <w:rPr>
+                <w:rFonts w:ascii="宋体" w:hAnsi="宋体" w:eastAsia="宋体"/>
+                <w:b w:val="0"/>
+                <w:i w:val="0"/>
+                <w:color w:val="222222"/>
+                <w:sz w:val="17"/>
+              </w:rPr>
+              <w:t>04_风水零基础自学指南</w:t>
+            </w:r>
+          </w:p>
+        </w:tc>
+        <w:tc>
+          <w:tcPr>
+            <w:tcW w:type="dxa" w:w="4535"/>
+          </w:tcPr>
+          <w:p>
+            <w:pPr>
+              <w:spacing w:after="0" w:line="288" w:lineRule="auto"/>
+            </w:pPr>
+            <w:r/>
+            <w:r>
+              <w:rPr>
+                <w:rFonts w:ascii="宋体" w:hAnsi="宋体" w:eastAsia="宋体"/>
+                <w:b w:val="0"/>
+                <w:i w:val="0"/>
+                <w:color w:val="222222"/>
+                <w:sz w:val="17"/>
+              </w:rPr>
+              <w:t>风水单科：概念地图 + 六级学习路线 + 书单 + 避坑（20 页）</w:t>
+            </w:r>
+          </w:p>
+        </w:tc>
+        <w:tc>
+          <w:tcPr>
+            <w:tcW w:type="dxa" w:w="1928"/>
+          </w:tcPr>
+          <w:p>
+            <w:pPr>
+              <w:spacing w:after="0" w:line="288" w:lineRule="auto"/>
+            </w:pPr>
+            <w:r/>
+            <w:r>
+              <w:rPr>
+                <w:rFonts w:ascii="宋体" w:hAnsi="宋体" w:eastAsia="宋体"/>
+                <w:b w:val="0"/>
+                <w:i w:val="0"/>
+                <w:color w:val="222222"/>
+                <w:sz w:val="17"/>
+              </w:rPr>
+              <w:t>专学风水时</w:t>
+            </w:r>
+          </w:p>
+        </w:tc>
+      </w:tr>
+      <w:tr>
+        <w:tc>
+          <w:tcPr>
+            <w:tcW w:type="dxa" w:w="2721"/>
+          </w:tcPr>
+          <w:p>
+            <w:pPr>
+              <w:spacing w:after="0" w:line="288" w:lineRule="auto"/>
+            </w:pPr>
+            <w:r/>
+            <w:r>
+              <w:rPr>
+                <w:rFonts w:ascii="宋体" w:hAnsi="宋体" w:eastAsia="宋体"/>
+                <w:b w:val="0"/>
+                <w:i w:val="0"/>
+                <w:color w:val="222222"/>
+                <w:sz w:val="17"/>
+              </w:rPr>
+              <w:t>05_小说风水常识分类整理</w:t>
+            </w:r>
+          </w:p>
+        </w:tc>
+        <w:tc>
+          <w:tcPr>
+            <w:tcW w:type="dxa" w:w="4535"/>
+          </w:tcPr>
+          <w:p>
+            <w:pPr>
+              <w:spacing w:after="0" w:line="288" w:lineRule="auto"/>
+            </w:pPr>
+            <w:r/>
+            <w:r>
+              <w:rPr>
+                <w:rFonts w:ascii="宋体" w:hAnsi="宋体" w:eastAsia="宋体"/>
+                <w:b w:val="0"/>
+                <w:i w:val="0"/>
+                <w:color w:val="222222"/>
+                <w:sz w:val="17"/>
+              </w:rPr>
+              <w:t>两本小说的风水知识点 262 条，逐条标章号与查证结论（含 114 条禁忌完整保留）</w:t>
+            </w:r>
+          </w:p>
+        </w:tc>
+        <w:tc>
+          <w:tcPr>
+            <w:tcW w:type="dxa" w:w="1928"/>
           </w:tcPr>
           <w:p>
             <w:pPr>
@@ -388,7 +534,7 @@
       <w:tr>
         <w:tc>
           <w:tcPr>
-            <w:tcW w:type="dxa" w:w="3742"/>
+            <w:tcW w:type="dxa" w:w="2721"/>
           </w:tcPr>
           <w:p>
             <w:pPr>
@@ -403,13 +549,13 @@
                 <w:color w:val="222222"/>
                 <w:sz w:val="17"/>
               </w:rPr>
-              <w:t>03_三条学习路径对比与学习成本.docx</w:t>
+              <w:t>06_风水学法对比与成本</w:t>
             </w:r>
           </w:p>
         </w:tc>
         <w:tc>
           <w:tcPr>
-            <w:tcW w:type="dxa" w:w="4195"/>
+            <w:tcW w:type="dxa" w:w="4535"/>
           </w:tcPr>
           <w:p>
             <w:pPr>
@@ -424,13 +570,13 @@
                 <w:color w:val="222222"/>
                 <w:sz w:val="17"/>
               </w:rPr>
-              <w:t>实用主义 / 稳扎稳打 / 小说路径三条路的成本、产出、风险对比 + 推荐组合时间表</w:t>
+              <w:t>风水单科的三种学法（实用主义/稳扎稳打/小说路径）成本对比</w:t>
             </w:r>
           </w:p>
         </w:tc>
         <w:tc>
           <w:tcPr>
-            <w:tcW w:type="dxa" w:w="1361"/>
+            <w:tcW w:type="dxa" w:w="1928"/>
           </w:tcPr>
           <w:p>
             <w:pPr>
@@ -445,7 +591,7 @@
                 <w:color w:val="222222"/>
                 <w:sz w:val="17"/>
               </w:rPr>
-              <w:t>做选择前看</w:t>
+              <w:t>专学风水时</w:t>
             </w:r>
           </w:p>
         </w:tc>
@@ -453,7 +599,7 @@
       <w:tr>
         <w:tc>
           <w:tcPr>
-            <w:tcW w:type="dxa" w:w="3742"/>
+            <w:tcW w:type="dxa" w:w="2721"/>
           </w:tcPr>
           <w:p>
             <w:pPr>
@@ -468,13 +614,13 @@
                 <w:color w:val="222222"/>
                 <w:sz w:val="17"/>
               </w:rPr>
-              <w:t>04_图解速查（九宫·二十四山·五行·煞·路径）.html</w:t>
+              <w:t>07_图解速查</w:t>
             </w:r>
           </w:p>
         </w:tc>
         <w:tc>
           <w:tcPr>
-            <w:tcW w:type="dxa" w:w="4195"/>
+            <w:tcW w:type="dxa" w:w="4535"/>
           </w:tcPr>
           <w:p>
             <w:pPr>
@@ -489,13 +635,13 @@
                 <w:color w:val="222222"/>
                 <w:sz w:val="17"/>
               </w:rPr>
-              <w:t>可视化页面：九宫格图、二十四山盘、五行生克环、十四煞卡片。双击用浏览器打开</w:t>
+              <w:t>术数地图 + 九宫格 + 二十四山盘 + 五行生克环 + 十四煞卡片（网页版另有 HTML）</w:t>
             </w:r>
           </w:p>
         </w:tc>
         <w:tc>
           <w:tcPr>
-            <w:tcW w:type="dxa" w:w="1361"/>
+            <w:tcW w:type="dxa" w:w="1928"/>
           </w:tcPr>
           <w:p>
             <w:pPr>
@@ -510,7 +656,7 @@
                 <w:color w:val="222222"/>
                 <w:sz w:val="17"/>
               </w:rPr>
-              <w:t>随用随看</w:t>
+              <w:t>随用随看，视觉型优先</w:t>
             </w:r>
           </w:p>
         </w:tc>
@@ -534,7 +680,7 @@
           <w:color w:val="1A478A"/>
           <w:sz w:val="30"/>
         </w:rPr>
-        <w:t>建议阅读顺序</w:t>
+        <w:t>三条最常用的路径</w:t>
       </w:r>
     </w:p>
     <w:p>
@@ -566,7 +712,7 @@
           <w:color w:val="1A478A"/>
           <w:sz w:val="21"/>
         </w:rPr>
-        <w:t>▸ 第 1 步（今晚 30 分钟）：</w:t>
+        <w:t>▸ 路径 A｜我想先搞清这片地有多大：</w:t>
       </w:r>
       <w:r>
         <w:rPr>
@@ -576,7 +722,7 @@
           <w:color w:val="222222"/>
           <w:sz w:val="21"/>
         </w:rPr>
-        <w:t>打开 01 号文件，只读「导读」和「第一章、第二章」。目的：知道自己要学的到底是什么。</w:t>
+        <w:t>读 01 的「一、先看全景」→ 扫一眼 02 的总表 → 结束。约 30 分钟。</w:t>
       </w:r>
     </w:p>
     <w:p>
@@ -592,7 +738,7 @@
           <w:color w:val="1A478A"/>
           <w:sz w:val="21"/>
         </w:rPr>
-        <w:t>▸ 第 2 步（10 分钟）：</w:t>
+        <w:t>▸ 路径 B｜我想开始学：</w:t>
       </w:r>
       <w:r>
         <w:rPr>
@@ -602,7 +748,7 @@
           <w:color w:val="222222"/>
           <w:sz w:val="21"/>
         </w:rPr>
-        <w:t>打开 03 号文件，看清三条路的差别，选一条（推荐「路径一 → 路径二前两级」的组合）。</w:t>
+        <w:t>读 01 的「二、我的主观建议」和「三、最简单的 6 步」→ 按第 1、2 步动手 → 到第 3 步时再回来看 02 里「梅花易数」那一节。</w:t>
       </w:r>
     </w:p>
     <w:p>
@@ -618,7 +764,7 @@
           <w:color w:val="1A478A"/>
           <w:sz w:val="21"/>
         </w:rPr>
-        <w:t>▸ 第 3 步（随用）：</w:t>
+        <w:t>▸ 路径 C｜我想知道照小说学行不行：</w:t>
       </w:r>
       <w:r>
         <w:rPr>
@@ -628,33 +774,7 @@
           <w:color w:val="222222"/>
           <w:sz w:val="21"/>
         </w:rPr>
-        <w:t>04 号 HTML 用浏览器打开，当图卡用——尤其九宫格和二十四山那两张图。</w:t>
-      </w:r>
-    </w:p>
-    <w:p>
-      <w:pPr>
-        <w:spacing w:after="100" w:line="348" w:lineRule="auto"/>
-        <w:ind w:firstLine="420"/>
-      </w:pPr>
-      <w:r>
-        <w:rPr>
-          <w:rFonts w:ascii="宋体" w:hAnsi="宋体" w:eastAsia="宋体"/>
-          <w:b/>
-          <w:i w:val="0"/>
-          <w:color w:val="1A478A"/>
-          <w:sz w:val="21"/>
-        </w:rPr>
-        <w:t>▸ 第 4 步（查资料时）：</w:t>
-      </w:r>
-      <w:r>
-        <w:rPr>
-          <w:rFonts w:ascii="宋体" w:hAnsi="宋体" w:eastAsia="宋体"/>
-          <w:b w:val="0"/>
-          <w:i w:val="0"/>
-          <w:color w:val="222222"/>
-          <w:sz w:val="21"/>
-        </w:rPr>
-        <w:t>02 号文件当词典。想查「某条说法靠不靠谱」，直接翻对应分类。</w:t>
+        <w:t>直接读 03。它是本次专门为你做的考证，把两本小说主角的路逐章拆开，判断哪些成立、哪些是小说加的。</w:t>
       </w:r>
     </w:p>
     <w:p>
@@ -670,7 +790,7 @@
           <w:color w:val="1A478A"/>
           <w:sz w:val="30"/>
         </w:rPr>
-        <w:t>来源与标注规则（重要）</w:t>
+        <w:t>每个文件都有的东西：来源标注</w:t>
       </w:r>
     </w:p>
     <w:p>
@@ -687,23 +807,6 @@
           <w:sz w:val="14"/>
         </w:rPr>
         <w:t>━━━━━━━━━━━━━━━━━━━━━━━━━━━━━━━━</w:t>
-      </w:r>
-    </w:p>
-    <w:p>
-      <w:pPr>
-        <w:spacing w:before="0" w:after="80" w:line="348" w:lineRule="auto"/>
-        <w:ind w:firstLine="420"/>
-        <w:jc w:val="both"/>
-      </w:pPr>
-      <w:r>
-        <w:rPr>
-          <w:rFonts w:ascii="宋体" w:hAnsi="宋体" w:eastAsia="宋体"/>
-          <w:b w:val="0"/>
-          <w:i w:val="0"/>
-          <w:color w:val="222222"/>
-          <w:sz w:val="21"/>
-        </w:rPr>
-        <w:t>这份包里的每一个知识点都带来源等级标注，含义如下：</w:t>
       </w:r>
     </w:p>
     <w:tbl>
@@ -798,7 +901,7 @@
                 <w:color w:val="222222"/>
                 <w:sz w:val="18"/>
               </w:rPr>
-              <w:t>你怎么对待</w:t>
+              <w:t>你怎么对待它</w:t>
             </w:r>
           </w:p>
         </w:tc>
@@ -907,7 +1010,7 @@
                 <w:color w:val="222222"/>
                 <w:sz w:val="17"/>
               </w:rPr>
-              <w:t>在民间流传或仅在某门派成立；无统一权威出处，各派可能相反</w:t>
+              <w:t>民间流传，或仅在某门派成立；无统一权威出处，各派可能相反</w:t>
             </w:r>
           </w:p>
         </w:tc>
@@ -1016,7 +1119,7 @@
                 <w:color w:val="2C5F9E"/>
                 <w:sz w:val="17"/>
               </w:rPr>
-              <w:t>🔬 作者个人观点</w:t>
+              <w:t>🔬 我的判断或作者观点</w:t>
             </w:r>
           </w:p>
         </w:tc>
@@ -1037,7 +1140,7 @@
                 <w:color w:val="222222"/>
                 <w:sz w:val="17"/>
               </w:rPr>
-              <w:t>小说作者本人的心得、推理或批评</w:t>
+              <w:t>我个人的评估，或小说作者本人的心得</w:t>
             </w:r>
           </w:p>
         </w:tc>
@@ -1082,7 +1185,101 @@
           <w:color w:val="1A478A"/>
           <w:sz w:val="30"/>
         </w:rPr>
-        <w:t>数据来源清单</w:t>
+        <w:t>两句话总结</w:t>
+      </w:r>
+    </w:p>
+    <w:p>
+      <w:pPr>
+        <w:spacing w:before="0" w:after="160" w:line="348" w:lineRule="auto"/>
+        <w:jc w:val="center"/>
+      </w:pPr>
+      <w:r>
+        <w:rPr>
+          <w:rFonts w:ascii="宋体" w:hAnsi="宋体" w:eastAsia="宋体"/>
+          <w:b w:val="0"/>
+          <w:i w:val="0"/>
+          <w:color w:val="C0C0C0"/>
+          <w:sz w:val="14"/>
+        </w:rPr>
+        <w:t>━━━━━━━━━━━━━━━━━━━━━━━━━━━━━━━━</w:t>
+      </w:r>
+    </w:p>
+    <w:p>
+      <w:pPr>
+        <w:spacing w:before="120" w:after="20"/>
+      </w:pPr>
+      <w:r>
+        <w:rPr>
+          <w:rFonts w:ascii="宋体" w:hAnsi="宋体" w:eastAsia="宋体"/>
+          <w:b/>
+          <w:i w:val="0"/>
+          <w:color w:val="2E6B2E"/>
+          <w:sz w:val="20"/>
+        </w:rPr>
+        <w:t>▎第一句：底座只学一次。</w:t>
+      </w:r>
+    </w:p>
+    <w:p>
+      <w:pPr>
+        <w:spacing w:after="140" w:line="336" w:lineRule="auto"/>
+        <w:ind w:left="240"/>
+      </w:pPr>
+      <w:r>
+        <w:rPr>
+          <w:rFonts w:ascii="宋体" w:hAnsi="宋体" w:eastAsia="宋体"/>
+          <w:b w:val="0"/>
+          <w:i w:val="0"/>
+          <w:color w:val="222222"/>
+          <w:sz w:val="19"/>
+        </w:rPr>
+        <w:t>十门课共用同一套零件：阴阳、五行、天干地支、八卦、河图洛书、二十四节气。换课不需要重新打地基——这正是很多人「学了很多门、门门不通」的原因。</w:t>
+      </w:r>
+    </w:p>
+    <w:p>
+      <w:pPr>
+        <w:spacing w:before="120" w:after="20"/>
+      </w:pPr>
+      <w:r>
+        <w:rPr>
+          <w:rFonts w:ascii="宋体" w:hAnsi="宋体" w:eastAsia="宋体"/>
+          <w:b/>
+          <w:i w:val="0"/>
+          <w:color w:val="A56200"/>
+          <w:sz w:val="20"/>
+        </w:rPr>
+        <w:t>▎第二句：小说的路径可以当目录，不能当课表。</w:t>
+      </w:r>
+    </w:p>
+    <w:p>
+      <w:pPr>
+        <w:spacing w:after="140" w:line="336" w:lineRule="auto"/>
+        <w:ind w:left="240"/>
+      </w:pPr>
+      <w:r>
+        <w:rPr>
+          <w:rFonts w:ascii="宋体" w:hAnsi="宋体" w:eastAsia="宋体"/>
+          <w:b w:val="0"/>
+          <w:i w:val="0"/>
+          <w:color w:val="222222"/>
+          <w:sz w:val="19"/>
+        </w:rPr>
+        <w:t>两本小说给的是「知识顺序」（成立），不是「能力形成路径」（只成立一半）。原因在 03 里逐条写了——最关键的缺口是「小说里那个随时纠错的师父，自学者没有」。</w:t>
+      </w:r>
+    </w:p>
+    <w:p>
+      <w:pPr>
+        <w:spacing w:before="320" w:after="180" w:line="348" w:lineRule="auto"/>
+        <w:jc w:val="center"/>
+      </w:pPr>
+      <w:r>
+        <w:rPr>
+          <w:rFonts w:ascii="黑体" w:hAnsi="黑体" w:eastAsia="黑体"/>
+          <w:b/>
+          <w:i w:val="0"/>
+          <w:color w:val="1A478A"/>
+          <w:sz w:val="30"/>
+        </w:rPr>
+        <w:t>数据来源</w:t>
       </w:r>
     </w:p>
     <w:p>
@@ -1126,7 +1323,7 @@
         </w:trPr>
         <w:tc>
           <w:tcPr>
-            <w:tcW w:type="dxa" w:w="4195"/>
+            <w:tcW w:type="dxa" w:w="4309"/>
             <w:tcBorders>
               <w:bottom w:val="single" w:sz="6" w:space="0" w:color="000000"/>
             </w:tcBorders>
@@ -1176,7 +1373,7 @@
       <w:tr>
         <w:tc>
           <w:tcPr>
-            <w:tcW w:type="dxa" w:w="4195"/>
+            <w:tcW w:type="dxa" w:w="4309"/>
           </w:tcPr>
           <w:p>
             <w:pPr>
@@ -1212,7 +1409,7 @@
                 <w:color w:val="222222"/>
                 <w:sz w:val="17"/>
               </w:rPr>
-              <w:t>知识点提取，主要来自第 114 / 268 / 494 / 629–632 / 692 / 798 / 890–892 / 913 / 915 等章</w:t>
+              <w:t>风水与术数知识点、师父传书清单、主角学习路径</w:t>
             </w:r>
           </w:p>
         </w:tc>
@@ -1220,7 +1417,7 @@
       <w:tr>
         <w:tc>
           <w:tcPr>
-            <w:tcW w:type="dxa" w:w="4195"/>
+            <w:tcW w:type="dxa" w:w="4309"/>
           </w:tcPr>
           <w:p>
             <w:pPr>
@@ -1256,7 +1453,7 @@
                 <w:color w:val="222222"/>
                 <w:sz w:val="17"/>
               </w:rPr>
-              <w:t>测字、择日、零星风水、行业社会观察</w:t>
+              <w:t>主角学徒路径、测字方法、行业实况</w:t>
             </w:r>
           </w:p>
         </w:tc>
@@ -1264,7 +1461,7 @@
       <w:tr>
         <w:tc>
           <w:tcPr>
-            <w:tcW w:type="dxa" w:w="4195"/>
+            <w:tcW w:type="dxa" w:w="4309"/>
           </w:tcPr>
           <w:p>
             <w:pPr>
@@ -1279,7 +1476,7 @@
                 <w:color w:val="222222"/>
                 <w:sz w:val="17"/>
               </w:rPr>
-              <w:t>中文维基百科（风水 / 术数 / 罗盘 / 石敢当 / 地理五诀 / 风水林 / 五行 / 葬书 等 20+ 词条）</w:t>
+              <w:t>中文维基百科（术数 / 五术 / 火珠林 / 大六壬 / 奇门遁甲 / 紫微斗数 / 邵雍 / 风水 / 罗盘 / 石敢当 / 地理五诀 / 葬书 等 25+ 词条）</w:t>
             </w:r>
           </w:p>
         </w:tc>
@@ -1300,7 +1497,7 @@
                 <w:color w:val="222222"/>
                 <w:sz w:val="17"/>
               </w:rPr>
-              <w:t>古籍真伪、历史分期、流派谱系、历代批评、官方非遗名录</w:t>
+              <w:t>源流考证、古籍真伪、流派谱系、官方非遗名录</w:t>
             </w:r>
           </w:p>
         </w:tc>
@@ -1308,7 +1505,7 @@
       <w:tr>
         <w:tc>
           <w:tcPr>
-            <w:tcW w:type="dxa" w:w="4195"/>
+            <w:tcW w:type="dxa" w:w="4309"/>
           </w:tcPr>
           <w:p>
             <w:pPr>
@@ -1323,7 +1520,7 @@
                 <w:color w:val="222222"/>
                 <w:sz w:val="17"/>
               </w:rPr>
-              <w:t>B 站（bili-cli 实测）</w:t>
+              <w:t>小红书（实测抓取）</w:t>
             </w:r>
           </w:p>
         </w:tc>
@@ -1344,7 +1541,7 @@
                 <w:color w:val="222222"/>
                 <w:sz w:val="17"/>
               </w:rPr>
-              <w:t>视频资源清单、现代做法是否存在</w:t>
+              <w:t>社区真实书单与学习顺序、高赞路线帖、分歧观点</w:t>
             </w:r>
           </w:p>
         </w:tc>
@@ -1352,7 +1549,7 @@
       <w:tr>
         <w:tc>
           <w:tcPr>
-            <w:tcW w:type="dxa" w:w="4195"/>
+            <w:tcW w:type="dxa" w:w="4309"/>
           </w:tcPr>
           <w:p>
             <w:pPr>
@@ -1367,7 +1564,7 @@
                 <w:color w:val="222222"/>
                 <w:sz w:val="17"/>
               </w:rPr>
-              <w:t>小红书（xhs-cli 实测）</w:t>
+              <w:t>B 站（实测抓取）</w:t>
             </w:r>
           </w:p>
         </w:tc>
@@ -1388,7 +1585,7 @@
                 <w:color w:val="222222"/>
                 <w:sz w:val="17"/>
               </w:rPr>
-              <w:t>社区共识（书单、学习路线、六步定方位法、反方观点）</w:t>
+              <w:t>视频资源、现代玩法的存在性</w:t>
             </w:r>
           </w:p>
         </w:tc>
@@ -1396,7 +1593,7 @@
       <w:tr>
         <w:tc>
           <w:tcPr>
-            <w:tcW w:type="dxa" w:w="4195"/>
+            <w:tcW w:type="dxa" w:w="4309"/>
           </w:tcPr>
           <w:p>
             <w:pPr>
@@ -1432,7 +1629,7 @@
                 <w:color w:val="222222"/>
                 <w:sz w:val="17"/>
               </w:rPr>
-              <w:t>现代研究书目等，已全部标注 ⚠️</w:t>
+              <w:t>已全部标注 ⚠️</w:t>
             </w:r>
           </w:p>
         </w:tc>
@@ -1445,96 +1642,19 @@
     </w:p>
     <w:p>
       <w:pPr>
-        <w:spacing w:before="320" w:after="180" w:line="348" w:lineRule="auto"/>
-        <w:jc w:val="center"/>
-      </w:pPr>
-      <w:r>
-        <w:rPr>
-          <w:rFonts w:ascii="黑体" w:hAnsi="黑体" w:eastAsia="黑体"/>
-          <w:b/>
-          <w:i w:val="0"/>
-          <w:color w:val="1A478A"/>
-          <w:sz w:val="30"/>
-        </w:rPr>
-        <w:t>两句话提醒</w:t>
-      </w:r>
-    </w:p>
-    <w:p>
-      <w:pPr>
-        <w:spacing w:before="0" w:after="160" w:line="348" w:lineRule="auto"/>
-        <w:jc w:val="center"/>
+        <w:spacing w:before="0" w:after="80" w:line="324" w:lineRule="auto"/>
+        <w:ind w:firstLine="420"/>
+        <w:jc w:val="both"/>
       </w:pPr>
       <w:r>
         <w:rPr>
           <w:rFonts w:ascii="宋体" w:hAnsi="宋体" w:eastAsia="宋体"/>
           <w:b w:val="0"/>
           <w:i w:val="0"/>
-          <w:color w:val="C0C0C0"/>
-          <w:sz w:val="14"/>
+          <w:color w:val="777777"/>
+          <w:sz w:val="18"/>
         </w:rPr>
-        <w:t>━━━━━━━━━━━━━━━━━━━━━━━━━━━━━━━━</w:t>
-      </w:r>
-    </w:p>
-    <w:p>
-      <w:pPr>
-        <w:spacing w:before="120" w:after="20"/>
-      </w:pPr>
-      <w:r>
-        <w:rPr>
-          <w:rFonts w:ascii="宋体" w:hAnsi="宋体" w:eastAsia="宋体"/>
-          <w:b/>
-          <w:i w:val="0"/>
-          <w:color w:val="A56200"/>
-          <w:sz w:val="20"/>
-        </w:rPr>
-        <w:t>▎第一句</w:t>
-      </w:r>
-    </w:p>
-    <w:p>
-      <w:pPr>
-        <w:spacing w:after="140" w:line="336" w:lineRule="auto"/>
-        <w:ind w:left="240"/>
-      </w:pPr>
-      <w:r>
-        <w:rPr>
-          <w:rFonts w:ascii="宋体" w:hAnsi="宋体" w:eastAsia="宋体"/>
-          <w:b w:val="0"/>
-          <w:i w:val="0"/>
-          <w:color w:val="222222"/>
-          <w:sz w:val="19"/>
-        </w:rPr>
-        <w:t>小说是「辅助读物」，不是教材。它把概念讲活了，但不区分「这条是古籍来的、那条是现代编的」——这正是 02 号文件存在的意义。</w:t>
-      </w:r>
-    </w:p>
-    <w:p>
-      <w:pPr>
-        <w:spacing w:before="120" w:after="20"/>
-      </w:pPr>
-      <w:r>
-        <w:rPr>
-          <w:rFonts w:ascii="宋体" w:hAnsi="宋体" w:eastAsia="宋体"/>
-          <w:b/>
-          <w:i w:val="0"/>
-          <w:color w:val="B03024"/>
-          <w:sz w:val="20"/>
-        </w:rPr>
-        <w:t>▎第二句</w:t>
-      </w:r>
-    </w:p>
-    <w:p>
-      <w:pPr>
-        <w:spacing w:after="140" w:line="336" w:lineRule="auto"/>
-        <w:ind w:left="240"/>
-      </w:pPr>
-      <w:r>
-        <w:rPr>
-          <w:rFonts w:ascii="宋体" w:hAnsi="宋体" w:eastAsia="宋体"/>
-          <w:b w:val="0"/>
-          <w:i w:val="0"/>
-          <w:color w:val="222222"/>
-          <w:sz w:val="19"/>
-        </w:rPr>
-        <w:t>这份包的目的是让你「少走弯路」，不是让你「一次学完」。请按 03 号文件里的时间表走，一级一级来。同时开好几个方向，是放弃的前奏。</w:t>
+        <w:t>凡标注 ⚠️ 的条目，都是我无法本次核实、但按你的要求保留并标记的内容。凡标注 ❌ 的，是有明确依据认为无学术/文献支撑的。</w:t>
       </w:r>
     </w:p>
     <w:sectPr>
@@ -1563,7 +1683,7 @@
         <w:color w:val="999999"/>
         <w:sz w:val="16"/>
       </w:rPr>
-      <w:t xml:space="preserve">风水·国学自学包 ｜ 使用说明　—　第 </w:t>
+      <w:t xml:space="preserve">术数与风水 自学资料库 ｜ 使用说明　—　第 </w:t>
     </w:r>
     <w:r>
       <w:rPr>
